--- a/乙級筆試資料/工作倫理與職業道德共同科目-900070A15.docx
+++ b/乙級筆試資料/工作倫理與職業道德共同科目-900070A15.docx
@@ -7,6 +7,8 @@
         <w:spacing w:beforeLines="50" w:before="120" w:afterLines="50" w:after="120"/>
         <w:ind w:left="210" w:right="44" w:firstLine="0"/>
       </w:pPr>
+      <w:bookmarkStart w:id="0" w:name="_GoBack"/>
+      <w:bookmarkEnd w:id="0"/>
       <w:r>
         <w:t xml:space="preserve">90007 工作倫理與職業道德共同科目 </w:t>
       </w:r>
@@ -465,25 +467,40 @@
         </w:numPr>
         <w:spacing w:beforeLines="50" w:before="120" w:afterLines="50" w:after="120"/>
         <w:ind w:right="44" w:hanging="554"/>
-      </w:pPr>
-      <w:r>
-        <w:rPr>
-          <w:color w:val="F2F2F2" w:themeColor="background1" w:themeShade="F2"/>
+        <w:rPr>
+          <w:color w:val="D0CECE" w:themeColor="background2" w:themeShade="E6"/>
+        </w:rPr>
+      </w:pPr>
+      <w:r>
+        <w:rPr>
+          <w:color w:val="D0CECE" w:themeColor="background2" w:themeShade="E6"/>
         </w:rPr>
         <w:t>(2)</w:t>
       </w:r>
       <w:r>
-        <w:t xml:space="preserve"> </w:t>
-      </w:r>
-      <w:r>
+        <w:rPr>
+          <w:color w:val="D0CECE" w:themeColor="background2" w:themeShade="E6"/>
+        </w:rPr>
+        <w:t xml:space="preserve"> </w:t>
+      </w:r>
+      <w:r>
+        <w:rPr>
+          <w:color w:val="D0CECE" w:themeColor="background2" w:themeShade="E6"/>
+        </w:rPr>
         <w:t>受雇人於職務上所完成之著作，如果沒有</w:t>
       </w:r>
       <w:proofErr w:type="gramStart"/>
       <w:r>
+        <w:rPr>
+          <w:color w:val="D0CECE" w:themeColor="background2" w:themeShade="E6"/>
+        </w:rPr>
         <w:t>特別</w:t>
       </w:r>
       <w:proofErr w:type="gramEnd"/>
       <w:r>
+        <w:rPr>
+          <w:color w:val="D0CECE" w:themeColor="background2" w:themeShade="E6"/>
+        </w:rPr>
         <w:t xml:space="preserve">以契約約定，其著作人為下列何者？ ①雇用人 ②受雇人 ③雇用公司或機關法人代表 ④由雇用人指定之自然人或法人 。 </w:t>
       </w:r>
     </w:p>
@@ -602,17 +619,26 @@
         </w:numPr>
         <w:spacing w:beforeLines="50" w:before="120" w:afterLines="50" w:after="120"/>
         <w:ind w:right="44" w:hanging="554"/>
-      </w:pPr>
-      <w:r>
-        <w:rPr>
-          <w:color w:val="F2F2F2" w:themeColor="background1" w:themeShade="F2"/>
+        <w:rPr>
+          <w:color w:val="D0CECE" w:themeColor="background2" w:themeShade="E6"/>
+        </w:rPr>
+      </w:pPr>
+      <w:r>
+        <w:rPr>
+          <w:color w:val="D0CECE" w:themeColor="background2" w:themeShade="E6"/>
         </w:rPr>
         <w:t>(1)</w:t>
       </w:r>
       <w:r>
-        <w:t xml:space="preserve"> </w:t>
-      </w:r>
-      <w:r>
+        <w:rPr>
+          <w:color w:val="D0CECE" w:themeColor="background2" w:themeShade="E6"/>
+        </w:rPr>
+        <w:t xml:space="preserve"> </w:t>
+      </w:r>
+      <w:r>
+        <w:rPr>
+          <w:color w:val="D0CECE" w:themeColor="background2" w:themeShade="E6"/>
+        </w:rPr>
         <w:t xml:space="preserve">受雇人於職務上所完成之發明、新型或設計，其專利申請權及專利權如未特別約定屬於下列何者？ ①雇用人 ②受雇人 ③雇用人所指定之自然人或法人 ④雇用人與受雇人共有 。 </w:t>
       </w:r>
     </w:p>
@@ -1893,15 +1919,7 @@
         <w:rPr>
           <w:color w:val="F2F2F2" w:themeColor="background1" w:themeShade="F2"/>
         </w:rPr>
-        <w:t>為建立良好之公司治</w:t>
-      </w:r>
-      <w:bookmarkStart w:id="0" w:name="_GoBack"/>
-      <w:bookmarkEnd w:id="0"/>
-      <w:r>
-        <w:rPr>
-          <w:color w:val="F2F2F2" w:themeColor="background1" w:themeShade="F2"/>
-        </w:rPr>
-        <w:t xml:space="preserve">理制度，公司內部宜納入何種檢舉人制度？ ①告訴乃論制度 ②吹哨者（whistleblower）管道及保護制度 ③不告不理制度 ④非告訴乃論制度 。 </w:t>
+        <w:t xml:space="preserve">為建立良好之公司治理制度，公司內部宜納入何種檢舉人制度？ ①告訴乃論制度 ②吹哨者（whistleblower）管道及保護制度 ③不告不理制度 ④非告訴乃論制度 。 </w:t>
       </w:r>
     </w:p>
     <w:p>
@@ -2464,17 +2482,26 @@
         </w:numPr>
         <w:spacing w:beforeLines="50" w:before="120" w:afterLines="50" w:after="120"/>
         <w:ind w:right="44" w:hanging="554"/>
-      </w:pPr>
-      <w:r>
-        <w:rPr>
-          <w:color w:val="F2F2F2" w:themeColor="background1" w:themeShade="F2"/>
+        <w:rPr>
+          <w:color w:val="D0CECE" w:themeColor="background2" w:themeShade="E6"/>
+        </w:rPr>
+      </w:pPr>
+      <w:r>
+        <w:rPr>
+          <w:color w:val="D0CECE" w:themeColor="background2" w:themeShade="E6"/>
         </w:rPr>
         <w:t>(3)</w:t>
       </w:r>
       <w:r>
-        <w:t xml:space="preserve"> </w:t>
-      </w:r>
-      <w:r>
+        <w:rPr>
+          <w:color w:val="D0CECE" w:themeColor="background2" w:themeShade="E6"/>
+        </w:rPr>
+        <w:t xml:space="preserve"> </w:t>
+      </w:r>
+      <w:r>
+        <w:rPr>
+          <w:color w:val="D0CECE" w:themeColor="background2" w:themeShade="E6"/>
+        </w:rPr>
         <w:t xml:space="preserve">小張獲選為小孩學校的家長會長，這個月要召開會議，沒時間準備資料，所以，利用上班期間有空檔非休息時間來完成，請問是否可以？ ①可以，因為不耽誤他的工作 ②可以，因為他能力好，能夠同時完成很多事 ③不可以，因為這是私事，不可以利用上班時間完成 ④可以，只要不要被發現。 </w:t>
       </w:r>
     </w:p>
@@ -2972,22 +2999,34 @@
         </w:numPr>
         <w:spacing w:beforeLines="50" w:before="120" w:afterLines="50" w:after="120"/>
         <w:ind w:right="44" w:hanging="554"/>
-      </w:pPr>
-      <w:r>
-        <w:rPr>
-          <w:color w:val="F2F2F2" w:themeColor="background1" w:themeShade="F2"/>
+        <w:rPr>
+          <w:color w:val="D0CECE" w:themeColor="background2" w:themeShade="E6"/>
+        </w:rPr>
+      </w:pPr>
+      <w:r>
+        <w:rPr>
+          <w:color w:val="D0CECE" w:themeColor="background2" w:themeShade="E6"/>
         </w:rPr>
         <w:t>(3)</w:t>
       </w:r>
       <w:r>
+        <w:rPr>
+          <w:color w:val="D0CECE" w:themeColor="background2" w:themeShade="E6"/>
+        </w:rPr>
         <w:t xml:space="preserve"> 關於</w:t>
       </w:r>
       <w:proofErr w:type="gramStart"/>
       <w:r>
+        <w:rPr>
+          <w:color w:val="D0CECE" w:themeColor="background2" w:themeShade="E6"/>
+        </w:rPr>
         <w:t>菸</w:t>
       </w:r>
       <w:proofErr w:type="gramEnd"/>
       <w:r>
+        <w:rPr>
+          <w:color w:val="D0CECE" w:themeColor="background2" w:themeShade="E6"/>
+        </w:rPr>
         <w:t xml:space="preserve">品對人體的危害的敘述，下列何者「正確」？ ①只要開電風扇、或是空調就可以去除二手菸 ②抽雪茄比抽紙菸危害還要小 ③吸菸者比不吸菸者容易得肺癌 ④只要不將菸吸入肺部，就不會對身體造成傷害 。 </w:t>
       </w:r>
     </w:p>
@@ -3327,7 +3366,7 @@
         <w:noProof/>
         <w:sz w:val="22"/>
       </w:rPr>
-      <w:t>8</w:t>
+      <w:t>10</w:t>
     </w:r>
     <w:r>
       <w:rPr>
@@ -3343,31 +3382,16 @@
       </w:rPr>
       <w:t xml:space="preserve"> of </w:t>
     </w:r>
-    <w:r>
-      <w:fldChar w:fldCharType="begin"/>
-    </w:r>
-    <w:r>
-      <w:instrText xml:space="preserve"> NUMPAGES   \* MERGEFORMAT </w:instrText>
-    </w:r>
-    <w:r>
-      <w:fldChar w:fldCharType="separate"/>
-    </w:r>
-    <w:r>
-      <w:rPr>
-        <w:rFonts w:ascii="Arial" w:eastAsia="Arial" w:hAnsi="Arial" w:cs="Arial"/>
-        <w:noProof/>
-        <w:sz w:val="22"/>
-      </w:rPr>
-      <w:t>10</w:t>
-    </w:r>
-    <w:r>
-      <w:rPr>
-        <w:rFonts w:ascii="Arial" w:eastAsia="Arial" w:hAnsi="Arial" w:cs="Arial"/>
-        <w:noProof/>
-        <w:sz w:val="22"/>
-      </w:rPr>
-      <w:fldChar w:fldCharType="end"/>
-    </w:r>
+    <w:fldSimple w:instr=" NUMPAGES   \* MERGEFORMAT ">
+      <w:r>
+        <w:rPr>
+          <w:rFonts w:ascii="Arial" w:eastAsia="Arial" w:hAnsi="Arial" w:cs="Arial"/>
+          <w:noProof/>
+          <w:sz w:val="22"/>
+        </w:rPr>
+        <w:t>10</w:t>
+      </w:r>
+    </w:fldSimple>
   </w:p>
 </w:ftr>
 </file>
@@ -3402,7 +3426,7 @@
         <w:noProof/>
         <w:sz w:val="22"/>
       </w:rPr>
-      <w:t>7</w:t>
+      <w:t>9</w:t>
     </w:r>
     <w:r>
       <w:rPr>
@@ -3418,34 +3442,16 @@
       </w:rPr>
       <w:t xml:space="preserve"> of </w:t>
     </w:r>
-    <w:r>
-      <w:fldChar w:fldCharType="begin"/>
-    </w:r>
-    <w:r>
-      <w:instrText xml:space="preserve"> NUMPAGES   \* MERGEFO</w:instrText>
-    </w:r>
-    <w:r>
-      <w:instrText xml:space="preserve">RMAT </w:instrText>
-    </w:r>
-    <w:r>
-      <w:fldChar w:fldCharType="separate"/>
-    </w:r>
-    <w:r>
-      <w:rPr>
-        <w:rFonts w:ascii="Arial" w:eastAsia="Arial" w:hAnsi="Arial" w:cs="Arial"/>
-        <w:noProof/>
-        <w:sz w:val="22"/>
-      </w:rPr>
-      <w:t>10</w:t>
-    </w:r>
-    <w:r>
-      <w:rPr>
-        <w:rFonts w:ascii="Arial" w:eastAsia="Arial" w:hAnsi="Arial" w:cs="Arial"/>
-        <w:noProof/>
-        <w:sz w:val="22"/>
-      </w:rPr>
-      <w:fldChar w:fldCharType="end"/>
-    </w:r>
+    <w:fldSimple w:instr=" NUMPAGES   \* MERGEFORMAT ">
+      <w:r>
+        <w:rPr>
+          <w:rFonts w:ascii="Arial" w:eastAsia="Arial" w:hAnsi="Arial" w:cs="Arial"/>
+          <w:noProof/>
+          <w:sz w:val="22"/>
+        </w:rPr>
+        <w:t>10</w:t>
+      </w:r>
+    </w:fldSimple>
   </w:p>
 </w:ftr>
 </file>
@@ -3496,31 +3502,16 @@
       </w:rPr>
       <w:t xml:space="preserve"> of </w:t>
     </w:r>
-    <w:r>
-      <w:fldChar w:fldCharType="begin"/>
-    </w:r>
-    <w:r>
-      <w:instrText xml:space="preserve"> NUMPAGES   \* MERGEFORMAT </w:instrText>
-    </w:r>
-    <w:r>
-      <w:fldChar w:fldCharType="separate"/>
-    </w:r>
-    <w:r>
-      <w:rPr>
-        <w:rFonts w:ascii="Arial" w:eastAsia="Arial" w:hAnsi="Arial" w:cs="Arial"/>
-        <w:noProof/>
-        <w:sz w:val="22"/>
-      </w:rPr>
-      <w:t>10</w:t>
-    </w:r>
-    <w:r>
-      <w:rPr>
-        <w:rFonts w:ascii="Arial" w:eastAsia="Arial" w:hAnsi="Arial" w:cs="Arial"/>
-        <w:noProof/>
-        <w:sz w:val="22"/>
-      </w:rPr>
-      <w:fldChar w:fldCharType="end"/>
-    </w:r>
+    <w:fldSimple w:instr=" NUMPAGES   \* MERGEFORMAT ">
+      <w:r>
+        <w:rPr>
+          <w:rFonts w:ascii="Arial" w:eastAsia="Arial" w:hAnsi="Arial" w:cs="Arial"/>
+          <w:noProof/>
+          <w:sz w:val="22"/>
+        </w:rPr>
+        <w:t>10</w:t>
+      </w:r>
+    </w:fldSimple>
   </w:p>
 </w:ftr>
 </file>
